--- a/data/revised_2026-10_full/outputs/v2/Biology/SS2.1_Plant_Nutrition/Biology_Plant_Nutrition_FinalExplanation_TeacherKey.docx
+++ b/data/revised_2026-10_full/outputs/v2/Biology/SS2.1_Plant_Nutrition/Biology_Plant_Nutrition_FinalExplanation_TeacherKey.docx
@@ -1872,7 +1872,7 @@
         </w:rPr>
         <w:t xml:space="preserve">© 2026 SeaVuria and ARES. This work is licensed under a </w:t>
       </w:r>
-      <w:hyperlink w:history="1" r:id="rIdk01t05vw0tw1rkikxq8oa">
+      <w:hyperlink w:history="1" r:id="rIdzd8o7mmqudfuv81s4vmp4">
         <w:r>
           <w:rPr>
             <w:rFonts w:ascii="Arial" w:cs="Arial" w:eastAsia="Arial" w:hAnsi="Arial"/>
@@ -1892,7 +1892,7 @@
         </w:rPr>
         <w:t xml:space="preserve"> (</w:t>
       </w:r>
-      <w:hyperlink w:history="1" r:id="rIdv4ytkhkjnzhsbb29gezxz">
+      <w:hyperlink w:history="1" r:id="rIdn7dmqmaotxgfzoi0hf-mj">
         <w:r>
           <w:rPr>
             <w:rFonts w:ascii="Arial" w:cs="Arial" w:eastAsia="Arial" w:hAnsi="Arial"/>
@@ -1912,7 +1912,7 @@
         </w:rPr>
         <w:t xml:space="preserve">). To view a copy of this license, visit </w:t>
       </w:r>
-      <w:hyperlink w:history="1" r:id="rIdt2uyigfdxojxsnq7ejtnx">
+      <w:hyperlink w:history="1" r:id="rIdutpohlxpc3mswny-lhkhu">
         <w:r>
           <w:rPr>
             <w:rFonts w:ascii="Arial" w:cs="Arial" w:eastAsia="Arial" w:hAnsi="Arial"/>
